--- a/doc/EEG_Neuro_Report_1.docx
+++ b/doc/EEG_Neuro_Report_1.docx
@@ -1,6 +1,6 @@
 
 <file path=word/document.xml><?xml version="1.0" encoding="utf-8"?>
-<w:document xmlns:wpc="http://schemas.microsoft.com/office/word/2010/wordprocessingCanvas" xmlns:cx="http://schemas.microsoft.com/office/drawing/2014/chartex" xmlns:cx1="http://schemas.microsoft.com/office/drawing/2015/9/8/chartex" xmlns:cx2="http://schemas.microsoft.com/office/drawing/2015/10/21/chartex" xmlns:cx3="http://schemas.microsoft.com/office/drawing/2016/5/9/chartex" xmlns:cx4="http://schemas.microsoft.com/office/drawing/2016/5/10/chartex" xmlns:cx5="http://schemas.microsoft.com/office/drawing/2016/5/11/chartex" xmlns:cx6="http://schemas.microsoft.com/office/drawing/2016/5/12/chartex" xmlns:cx7="http://schemas.microsoft.com/office/drawing/2016/5/13/chartex" xmlns:cx8="http://schemas.microsoft.com/office/drawing/2016/5/14/chartex" xmlns:mc="http://schemas.openxmlformats.org/markup-compatibility/2006" xmlns:aink="http://schemas.microsoft.com/office/drawing/2016/ink" xmlns:am3d="http://schemas.microsoft.com/office/drawing/2017/model3d" xmlns:o="urn:schemas-microsoft-com:office:office" xmlns:oel="http://schemas.microsoft.com/office/2019/extlst" xmlns:r="http://schemas.openxmlformats.org/officeDocument/2006/relationships" xmlns:m="http://schemas.openxmlformats.org/officeDocument/2006/math" xmlns:v="urn:schemas-microsoft-com:vml" xmlns:wp14="http://schemas.microsoft.com/office/word/2010/wordprocessingDrawing" xmlns:wp="http://schemas.openxmlformats.org/drawingml/2006/wordprocessingDrawing" xmlns:w10="urn:schemas-microsoft-com:office:word" xmlns:w="http://schemas.openxmlformats.org/wordprocessingml/2006/main" xmlns:w14="http://schemas.microsoft.com/office/word/2010/wordml" xmlns:w15="http://schemas.microsoft.com/office/word/2012/wordml" xmlns:w16cei="http://schemas.microsoft.com/office/word/2026/wordml/cei" xmlns:w16cex="http://schemas.microsoft.com/office/word/2018/wordml/cex" xmlns:w16cid="http://schemas.microsoft.com/office/word/2016/wordml/cid" xmlns:w16="http://schemas.microsoft.com/office/word/2018/wordml" xmlns:w16du="http://schemas.microsoft.com/office/word/2023/wordml/word16du" xmlns:w16sdtdh="http://schemas.microsoft.com/office/word/2020/wordml/sdtdatahash" xmlns:w16sdtfl="http://schemas.microsoft.com/office/word/2024/wordml/sdtformatlock" xmlns:w16se="http://schemas.microsoft.com/office/word/2015/wordml/symex" xmlns:wpg="http://schemas.microsoft.com/office/word/2010/wordprocessingGroup" xmlns:wpi="http://schemas.microsoft.com/office/word/2010/wordprocessingInk" xmlns:wne="http://schemas.microsoft.com/office/word/2006/wordml" xmlns:wps="http://schemas.microsoft.com/office/word/2010/wordprocessingShape" mc:Ignorable="w14 w15 w16se w16cid w16 w16cex w16sdtdh w16sdtfl w16du wp14">
+<w:document xmlns:wpc="http://schemas.microsoft.com/office/word/2010/wordprocessingCanvas" xmlns:cx="http://schemas.microsoft.com/office/drawing/2014/chartex" xmlns:cx1="http://schemas.microsoft.com/office/drawing/2015/9/8/chartex" xmlns:cx2="http://schemas.microsoft.com/office/drawing/2015/10/21/chartex" xmlns:cx3="http://schemas.microsoft.com/office/drawing/2016/5/9/chartex" xmlns:cx4="http://schemas.microsoft.com/office/drawing/2016/5/10/chartex" xmlns:cx5="http://schemas.microsoft.com/office/drawing/2016/5/11/chartex" xmlns:cx6="http://schemas.microsoft.com/office/drawing/2016/5/12/chartex" xmlns:cx7="http://schemas.microsoft.com/office/drawing/2016/5/13/chartex" xmlns:cx8="http://schemas.microsoft.com/office/drawing/2016/5/14/chartex" xmlns:mc="http://schemas.openxmlformats.org/markup-compatibility/2006" xmlns:aink="http://schemas.microsoft.com/office/drawing/2016/ink" xmlns:am3d="http://schemas.microsoft.com/office/drawing/2017/model3d" xmlns:o="urn:schemas-microsoft-com:office:office" xmlns:oel="http://schemas.microsoft.com/office/2019/extlst" xmlns:r="http://schemas.openxmlformats.org/officeDocument/2006/relationships" xmlns:m="http://schemas.openxmlformats.org/officeDocument/2006/math" xmlns:v="urn:schemas-microsoft-com:vml" xmlns:wp14="http://schemas.microsoft.com/office/word/2010/wordprocessingDrawing" xmlns:wp="http://schemas.openxmlformats.org/drawingml/2006/wordprocessingDrawing" xmlns:w10="urn:schemas-microsoft-com:office:word" xmlns:w="http://schemas.openxmlformats.org/wordprocessingml/2006/main" xmlns:w14="http://schemas.microsoft.com/office/word/2010/wordml" xmlns:w15="http://schemas.microsoft.com/office/word/2012/wordml" xmlns:w16cex="http://schemas.microsoft.com/office/word/2018/wordml/cex" xmlns:w16cid="http://schemas.microsoft.com/office/word/2016/wordml/cid" xmlns:w16="http://schemas.microsoft.com/office/word/2018/wordml" xmlns:w16du="http://schemas.microsoft.com/office/word/2023/wordml/word16du" xmlns:w16sdtdh="http://schemas.microsoft.com/office/word/2020/wordml/sdtdatahash" xmlns:w16sdtfl="http://schemas.microsoft.com/office/word/2024/wordml/sdtformatlock" xmlns:w16se="http://schemas.microsoft.com/office/word/2015/wordml/symex" xmlns:wpg="http://schemas.microsoft.com/office/word/2010/wordprocessingGroup" xmlns:wpi="http://schemas.microsoft.com/office/word/2010/wordprocessingInk" xmlns:wne="http://schemas.microsoft.com/office/word/2006/wordml" xmlns:wps="http://schemas.microsoft.com/office/word/2010/wordprocessingShape" mc:Ignorable="w14 w15 w16se w16cid w16 w16cex w16sdtdh w16sdtfl w16du wp14">
   <w:body>
     <w:p>
       <w:pPr>
@@ -48,21 +48,7 @@
           <w:i/>
           <w:iCs/>
         </w:rPr>
-        <w:t xml:space="preserve">Author: </w:t>
-      </w:r>
-      <w:r>
-        <w:rPr>
-          <w:i/>
-          <w:iCs/>
-        </w:rPr>
-        <w:t>Luvneet Kahlon</w:t>
-      </w:r>
-      <w:r>
-        <w:rPr>
-          <w:i/>
-          <w:iCs/>
-        </w:rPr>
-        <w:t xml:space="preserve">  |  August 2026</w:t>
+        <w:t>August 2026</w:t>
       </w:r>
     </w:p>
     <w:p>
@@ -183,7 +169,27 @@
         <w:spacing w:after="160"/>
       </w:pPr>
       <w:r>
-        <w:t>Each trial consisted of a brief (50ms) Gabor stimulus or no stimulus, followed by a pattern mask and a response phase in which participants reported (1) the perceived orientation of the Gabor and (2) whether they subjectively saw it (“Visto”/“No visto”). Blocks were of two types: localizer blocks (suprathreshold, easily visible stimuli, included as a validation check) and experimental blocks (individually titrated near-threshold stimuli, targeting ~50% detection rate). Each experimental block contained 40 present and 20 absent trials.</w:t>
+        <w:t>Each trial consisted of a brief (50ms) Gabor stimulus or no stimulus, followed by a pattern mask and a response phase in which participants reported (1) the perceived orientation of the Gabor and (2) whether they subjectively saw it (“</w:t>
+      </w:r>
+      <w:r>
+        <w:t>Seen</w:t>
+      </w:r>
+      <w:r>
+        <w:t>”</w:t>
+      </w:r>
+      <w:r>
+        <w:t>/ “Unseen</w:t>
+      </w:r>
+      <w:r>
+        <w:t xml:space="preserve">”). Blocks were of two types: localizer blocks (suprathreshold, easily visible stimuli, included as a validation check) and experimental blocks (individually titrated near-threshold stimuli, targeting ~50% detection rate). Each experimental block contained 40 </w:t>
+      </w:r>
+      <w:proofErr w:type="gramStart"/>
+      <w:r>
+        <w:t>present</w:t>
+      </w:r>
+      <w:proofErr w:type="gramEnd"/>
+      <w:r>
+        <w:t xml:space="preserve"> and 20 absent trials.</w:t>
       </w:r>
     </w:p>
     <w:p>
@@ -296,12 +302,6 @@
         <w:gridCol w:w="2198"/>
       </w:tblGrid>
       <w:tr>
-        <w:tblPrEx>
-          <w:tblCellMar>
-            <w:top w:w="0" w:type="dxa"/>
-            <w:bottom w:w="0" w:type="dxa"/>
-          </w:tblCellMar>
-        </w:tblPrEx>
         <w:tc>
           <w:tcPr>
             <w:tcW w:w="3600" w:type="dxa"/>
@@ -349,12 +349,6 @@
         </w:tc>
       </w:tr>
       <w:tr>
-        <w:tblPrEx>
-          <w:tblCellMar>
-            <w:top w:w="0" w:type="dxa"/>
-            <w:bottom w:w="0" w:type="dxa"/>
-          </w:tblCellMar>
-        </w:tblPrEx>
         <w:tc>
           <w:tcPr>
             <w:tcW w:w="3600" w:type="dxa"/>
@@ -387,12 +381,6 @@
         </w:tc>
       </w:tr>
       <w:tr>
-        <w:tblPrEx>
-          <w:tblCellMar>
-            <w:top w:w="0" w:type="dxa"/>
-            <w:bottom w:w="0" w:type="dxa"/>
-          </w:tblCellMar>
-        </w:tblPrEx>
         <w:tc>
           <w:tcPr>
             <w:tcW w:w="3600" w:type="dxa"/>
@@ -425,12 +413,6 @@
         </w:tc>
       </w:tr>
       <w:tr>
-        <w:tblPrEx>
-          <w:tblCellMar>
-            <w:top w:w="0" w:type="dxa"/>
-            <w:bottom w:w="0" w:type="dxa"/>
-          </w:tblCellMar>
-        </w:tblPrEx>
         <w:tc>
           <w:tcPr>
             <w:tcW w:w="3600" w:type="dxa"/>
@@ -463,12 +445,6 @@
         </w:tc>
       </w:tr>
       <w:tr>
-        <w:tblPrEx>
-          <w:tblCellMar>
-            <w:top w:w="0" w:type="dxa"/>
-            <w:bottom w:w="0" w:type="dxa"/>
-          </w:tblCellMar>
-        </w:tblPrEx>
         <w:tc>
           <w:tcPr>
             <w:tcW w:w="3600" w:type="dxa"/>
@@ -523,7 +499,15 @@
         <w:spacing w:after="160"/>
       </w:pPr>
       <w:r>
-        <w:t>Two single-trial measures were computed per channel and averaged across channels for each trial:</w:t>
+        <w:t xml:space="preserve">Two </w:t>
+      </w:r>
+      <w:proofErr w:type="gramStart"/>
+      <w:r>
+        <w:t>single-trial</w:t>
+      </w:r>
+      <w:proofErr w:type="gramEnd"/>
+      <w:r>
+        <w:t xml:space="preserve"> measures were computed per channel and averaged across channels for each trial:</w:t>
       </w:r>
     </w:p>
     <w:p>
@@ -615,11 +599,9 @@
       <w:r>
         <w:t xml:space="preserve">Rather than selecting a single post-stimulus window, three windows were tested: an early window (0–300ms, dominated by low-level feedforward visual processing common to both conditions), a </w:t>
       </w:r>
-      <w:proofErr w:type="spellStart"/>
-      <w:r>
-        <w:t>mid window</w:t>
-      </w:r>
-      <w:proofErr w:type="spellEnd"/>
+      <w:r>
+        <w:t>mid-window</w:t>
+      </w:r>
       <w:r>
         <w:t xml:space="preserve"> (300–600ms, overlapping the timing of the P3 component classically associated with conscious access in near-threshold detection paradigms), and a late window (600–1000ms, overlapping motor-preparation and response-related activity).</w:t>
       </w:r>
@@ -657,12 +639,6 @@
         <w:gridCol w:w="1898"/>
       </w:tblGrid>
       <w:tr>
-        <w:tblPrEx>
-          <w:tblCellMar>
-            <w:top w:w="0" w:type="dxa"/>
-            <w:bottom w:w="0" w:type="dxa"/>
-          </w:tblCellMar>
-        </w:tblPrEx>
         <w:tc>
           <w:tcPr>
             <w:tcW w:w="1800" w:type="dxa"/>
@@ -741,12 +717,6 @@
         </w:tc>
       </w:tr>
       <w:tr>
-        <w:tblPrEx>
-          <w:tblCellMar>
-            <w:top w:w="0" w:type="dxa"/>
-            <w:bottom w:w="0" w:type="dxa"/>
-          </w:tblCellMar>
-        </w:tblPrEx>
         <w:tc>
           <w:tcPr>
             <w:tcW w:w="1800" w:type="dxa"/>
@@ -773,7 +743,15 @@
           </w:tcPr>
           <w:p>
             <w:r>
-              <w:t>Not sig. (6/11 negative)</w:t>
+              <w:t xml:space="preserve">Not </w:t>
+            </w:r>
+            <w:proofErr w:type="gramStart"/>
+            <w:r>
+              <w:t>sig</w:t>
+            </w:r>
+            <w:proofErr w:type="gramEnd"/>
+            <w:r>
+              <w:t>. (6/11 negative)</w:t>
             </w:r>
           </w:p>
         </w:tc>
@@ -789,12 +767,6 @@
         </w:tc>
       </w:tr>
       <w:tr>
-        <w:tblPrEx>
-          <w:tblCellMar>
-            <w:top w:w="0" w:type="dxa"/>
-            <w:bottom w:w="0" w:type="dxa"/>
-          </w:tblCellMar>
-        </w:tblPrEx>
         <w:tc>
           <w:tcPr>
             <w:tcW w:w="1800" w:type="dxa"/>
@@ -837,12 +809,6 @@
         </w:tc>
       </w:tr>
       <w:tr>
-        <w:tblPrEx>
-          <w:tblCellMar>
-            <w:top w:w="0" w:type="dxa"/>
-            <w:bottom w:w="0" w:type="dxa"/>
-          </w:tblCellMar>
-        </w:tblPrEx>
         <w:tc>
           <w:tcPr>
             <w:tcW w:w="1800" w:type="dxa"/>
@@ -869,7 +835,15 @@
           </w:tcPr>
           <w:p>
             <w:r>
-              <w:t>Not sig. (7/11 negative)</w:t>
+              <w:t xml:space="preserve">Not </w:t>
+            </w:r>
+            <w:proofErr w:type="gramStart"/>
+            <w:r>
+              <w:t>sig</w:t>
+            </w:r>
+            <w:proofErr w:type="gramEnd"/>
+            <w:r>
+              <w:t>. (7/11 negative)</w:t>
             </w:r>
           </w:p>
         </w:tc>
@@ -1081,10 +1055,7 @@
         <w:spacing w:before="300" w:after="150"/>
       </w:pPr>
       <w:r>
-        <w:t>5</w:t>
-      </w:r>
-      <w:r>
-        <w:t>. Extension: Comparing Against Obvious (Localizer) Stimuli</w:t>
+        <w:t>5. Extension: Comparing Against Obvious (Localizer) Stimuli</w:t>
       </w:r>
     </w:p>
     <w:p>
@@ -1096,15 +1067,29 @@
       </w:r>
       <w:r>
         <w:lastRenderedPageBreak/>
-        <w:t>prediction would be: Localizer Seen &lt; Experimental Seen &lt; Experimental Unseen, with complexity decreasing as detection becomes more certain.</w:t>
-      </w:r>
-    </w:p>
-    <w:p>
-      <w:pPr>
-        <w:spacing w:after="160"/>
-      </w:pPr>
-      <w:r>
-        <w:t xml:space="preserve">This prediction could not be tested as a simple Localizer Seen vs. Localizer Unseen comparison, because localizer miss trials (stimulus present but not reported) are rare (often 0-3 per subject, since localizer stimuli are suprathreshold and detected 93-99.5% of the time), too few for a reliable per-subject average. Comparing Localizer Present trials against Absent trials was also avoided, since this would confound awareness with stimulus presence. Instead, three groups sharing a Present, physically-real stimulus were compared: Localizer </w:t>
+        <w:t xml:space="preserve">prediction would </w:t>
+      </w:r>
+      <w:proofErr w:type="gramStart"/>
+      <w:r>
+        <w:t>be:</w:t>
+      </w:r>
+      <w:proofErr w:type="gramEnd"/>
+      <w:r>
+        <w:t xml:space="preserve"> Localizer Seen &lt; Experimental Seen &lt; Experimental Unseen, with complexity decreasing as detection becomes more certain.</w:t>
+      </w:r>
+    </w:p>
+    <w:p>
+      <w:pPr>
+        <w:spacing w:after="160"/>
+      </w:pPr>
+      <w:r>
+        <w:t xml:space="preserve">This prediction could not be tested as a simple Localizer Seen vs. Localizer Unseen comparison, because localizer miss trials (stimulus present but not reported) are rare (often 0-3 per subject, since localizer stimuli are suprathreshold and detected 93-99.5% of the time), too few for a reliable per-subject average. Comparing Localizer Present trials against Absent trials was also avoided, since this would confound awareness with stimulus presence. Instead, three groups sharing a Present, </w:t>
+      </w:r>
+      <w:r>
+        <w:t>physically real</w:t>
+      </w:r>
+      <w:r>
+        <w:t xml:space="preserve"> stimulus were compared: Localizer </w:t>
       </w:r>
       <w:proofErr w:type="spellStart"/>
       <w:r>
@@ -1137,10 +1122,7 @@
         <w:spacing w:before="240" w:after="120"/>
       </w:pPr>
       <w:r>
-        <w:t>5</w:t>
-      </w:r>
-      <w:r>
-        <w:t>.1 Single-Window Result (300-600ms)</w:t>
+        <w:t>5.1 Single-Window Result (300-600ms)</w:t>
       </w:r>
     </w:p>
     <w:p>
@@ -1163,18 +1145,23 @@
         <w:spacing w:before="240" w:after="120"/>
       </w:pPr>
       <w:r>
-        <w:t>5</w:t>
-      </w:r>
-      <w:r>
-        <w:t>.2 Temporal Map: Where Does Each Group's Signature Emerge?</w:t>
-      </w:r>
-    </w:p>
-    <w:p>
-      <w:pPr>
-        <w:spacing w:after="160"/>
-      </w:pPr>
-      <w:r>
-        <w:t>To understand this result, the three-group comparison was repeated across eight time windows spanning 0-1000ms post-stimulus, testing whether each condition's complexity signature emerges at a different time rather than assuming a single fixed window.</w:t>
+        <w:t>5.2 Temporal Map: Where Does Each Group's Signature Emerge?</w:t>
+      </w:r>
+    </w:p>
+    <w:p>
+      <w:pPr>
+        <w:spacing w:after="160"/>
+      </w:pPr>
+      <w:r>
+        <w:t xml:space="preserve">To understand this result, the three-group comparison was repeated across </w:t>
+      </w:r>
+      <w:proofErr w:type="gramStart"/>
+      <w:r>
+        <w:t>eight time</w:t>
+      </w:r>
+      <w:proofErr w:type="gramEnd"/>
+      <w:r>
+        <w:t xml:space="preserve"> windows spanning 0-1000ms post-stimulus, testing whether each condition's complexity signature emerges at a different time rather than assuming a single fixed window.</w:t>
       </w:r>
     </w:p>
     <w:p>
@@ -1276,7 +1263,15 @@
         <w:t>1</w:t>
       </w:r>
       <w:r>
-        <w:t>: the low-complexity signature is not simply a marker of conscious detection in general, but appears to track the point in time at which a stimulus, easy or difficult, is resolved into a stereotyped response, with that timing depending on stimulus strength or difficulty.</w:t>
+        <w:t xml:space="preserve">: the low-complexity signature is not simply a marker of conscious detection in </w:t>
+      </w:r>
+      <w:proofErr w:type="gramStart"/>
+      <w:r>
+        <w:t>general, but</w:t>
+      </w:r>
+      <w:proofErr w:type="gramEnd"/>
+      <w:r>
+        <w:t xml:space="preserve"> appears to track the point in time at which a stimulus, easy or difficult, is resolved into a stereotyped response, with that timing depending on stimulus strength or difficulty.</w:t>
       </w:r>
     </w:p>
     <w:p>
@@ -1285,24 +1280,29 @@
         <w:spacing w:before="240" w:after="120"/>
       </w:pPr>
       <w:r>
+        <w:t>5.3 Note on Window Length</w:t>
+      </w:r>
+    </w:p>
+    <w:p>
+      <w:pPr>
+        <w:spacing w:after="160"/>
+      </w:pPr>
+      <w:r>
+        <w:t xml:space="preserve">An attempt to narrow these windows further (to 100ms) was made to localize the effect more precisely, but produced noisier, less consistent results, with several previously significant windows falling below threshold and the pattern becoming less orderly. This is consistent with a known property of Lempel-Ziv complexity: the measure requires a long sample to produce a stable estimate, and windows below roughly 200ms (around 25-50 samples at the 256Hz resampled rate used here) appear to introduce enough estimation noise to obscure an otherwise real effect. This is a measurement stability limitation rather than evidence against the effect itself; the 200-300ms windows used for the primary temporal map (Section </w:t>
+      </w:r>
+      <w:r>
         <w:t>5</w:t>
       </w:r>
       <w:r>
-        <w:t>.3 Note on Window Length</w:t>
-      </w:r>
-    </w:p>
-    <w:p>
-      <w:pPr>
-        <w:spacing w:after="160"/>
-      </w:pPr>
-      <w:r>
-        <w:t xml:space="preserve">An attempt to narrow these windows further (to 100ms) was made to localize the effect more precisely, but produced noisier, less consistent results, with several previously significant windows falling below threshold and the pattern becoming less orderly. This is consistent with a known property of Lempel-Ziv complexity: the measure requires a long sample to produce a stable estimate, and windows below roughly 200ms (around 25-50 samples at the 256Hz resampled rate used here) appear to introduce enough estimation noise to obscure an otherwise real effect. This is a measurement stability limitation rather than evidence against the effect itself; the 200-300ms windows used for the primary temporal map (Section </w:t>
-      </w:r>
-      <w:r>
-        <w:t>5</w:t>
-      </w:r>
-      <w:r>
-        <w:t>.2) represent a reasonable balance between temporal resolution and estimate stability. Whether a larger subject sample would recover a stable narrow-window signal is an open question for future work: more subjects would reduce between-subject noise in the group-level comparison, but would not directly reduce the trial-level estimation noise inherent to computing LZ complexity on a very short sequence.</w:t>
+        <w:t xml:space="preserve">.2) represent a reasonable balance between temporal resolution and estimate stability. Whether a larger subject sample would recover a stable narrow-window signal is an open question for future work: more subjects would reduce between-subject noise in the group-level </w:t>
+      </w:r>
+      <w:proofErr w:type="gramStart"/>
+      <w:r>
+        <w:t>comparison, but</w:t>
+      </w:r>
+      <w:proofErr w:type="gramEnd"/>
+      <w:r>
+        <w:t xml:space="preserve"> would not directly reduce the trial-level estimation noise inherent to computing LZ complexity on a very short sequence.</w:t>
       </w:r>
     </w:p>
     <w:p>
@@ -1311,10 +1311,7 @@
         <w:spacing w:before="300" w:after="150"/>
       </w:pPr>
       <w:r>
-        <w:t>6</w:t>
-      </w:r>
-      <w:r>
-        <w:t>. Discussion</w:t>
+        <w:t>6. Discussion</w:t>
       </w:r>
     </w:p>
     <w:p>
@@ -1323,10 +1320,7 @@
         <w:spacing w:before="240" w:after="120"/>
       </w:pPr>
       <w:r>
-        <w:t>6</w:t>
-      </w:r>
-      <w:r>
-        <w:t>.1 What This Finding Does and Does Not Show</w:t>
+        <w:t>6.1 What This Finding Does and Does Not Show</w:t>
       </w:r>
     </w:p>
     <w:p>
@@ -1342,7 +1336,15 @@
         <w:spacing w:after="160"/>
       </w:pPr>
       <w:r>
-        <w:t>This distinction matters because a substantial body of prior work, particularly the Perturbational Complexity Index (PCI) literature (Casali et al., 2013, and related work), finds the opposite relationship at the level of global consciousness state: LZ complexity is consistently lower during anesthesia, deep sleep, and disorders of consciousness, and higher during wakefulness. Other work has similarly found greater EEG signal diversity associated with more meaningful, richly perceived stimuli. The present finding should not be read as contradicting that literature, because it addresses a different question: not “is the brain in a conscious state,” but “does a specific stimulus that reaches conscious report produce a different local, event-related complexity signature than one that does not.” Conflating these two levels of comparison would be a misreading of these results.</w:t>
+        <w:t xml:space="preserve">This distinction matters because a substantial body of prior work, particularly the Perturbational Complexity Index (PCI) literature (Casali et al., 2013, and related work), finds the opposite relationship at the level of global consciousness state: LZ complexity is consistently lower during anesthesia, deep sleep, and disorders of consciousness, and higher during wakefulness. Other work has similarly found greater EEG signal diversity associated with more meaningful, richly perceived stimuli. The present finding should not be read as contradicting that literature, because it addresses a different question: not “is the brain in a conscious state,” but “does a specific stimulus that reaches conscious report produce a different local, event-related complexity signature than one that does not.” </w:t>
+      </w:r>
+      <w:proofErr w:type="gramStart"/>
+      <w:r>
+        <w:t>Conflating</w:t>
+      </w:r>
+      <w:proofErr w:type="gramEnd"/>
+      <w:r>
+        <w:t xml:space="preserve"> these two levels of comparison would be a misreading of these results.</w:t>
       </w:r>
     </w:p>
     <w:p>
@@ -1351,10 +1353,7 @@
         <w:spacing w:before="240" w:after="120"/>
       </w:pPr>
       <w:r>
-        <w:t>6</w:t>
-      </w:r>
-      <w:r>
-        <w:t>.2 A Plausible Mechanistic Account</w:t>
+        <w:t>6.2 A Plausible Mechanistic Account</w:t>
       </w:r>
     </w:p>
     <w:p>
@@ -1381,10 +1380,7 @@
         <w:spacing w:before="240" w:after="120"/>
       </w:pPr>
       <w:r>
-        <w:t>6</w:t>
-      </w:r>
-      <w:r>
-        <w:t>.3 Limitations</w:t>
+        <w:t>6.3 Limitations</w:t>
       </w:r>
     </w:p>
     <w:p>
@@ -1409,10 +1405,7 @@
         <w:spacing w:before="300" w:after="150"/>
       </w:pPr>
       <w:r>
-        <w:t>7</w:t>
-      </w:r>
-      <w:r>
-        <w:t>. Future Directions</w:t>
+        <w:t>7. Future Directions</w:t>
       </w:r>
     </w:p>
     <w:p>
@@ -1492,7 +1485,23 @@
         <w:t xml:space="preserve">Surprise / prediction-error paradigms: </w:t>
       </w:r>
       <w:r>
-        <w:t>a natural next test of the “ignition” account is whether the complexity signature associated with conscious detection is specific to awareness, or is better explained by the strength/stereotypy of the evoked response regardless of awareness. A dataset manipulating expectation or surprise (independent of awareness) alongside conscious report would help disentangle these possibilities. If a consciously perceived but fully expected stimulus shows the same low-complexity signature as a surprising one, this would support an awareness-general account; if surprising stimuli show a distinct signature, it would suggest the effect is partly driven by prediction-error processing rather than awareness per se.</w:t>
+        <w:t xml:space="preserve">a natural next test of the “ignition” account is whether the complexity signature associated with conscious detection is specific to </w:t>
+      </w:r>
+      <w:proofErr w:type="gramStart"/>
+      <w:r>
+        <w:t>awareness, or</w:t>
+      </w:r>
+      <w:proofErr w:type="gramEnd"/>
+      <w:r>
+        <w:t xml:space="preserve"> is better explained by the strength/stereotypy of the evoked response regardless of awareness. A dataset manipulating expectation or surprise (independent of awareness) alongside conscious report would help disentangle these possibilities. If a consciously perceived but fully expected stimulus shows the same low-complexity signature as a surprising one, this would support an awareness-general account; if surprising stimuli show a distinct signature, it </w:t>
+      </w:r>
+      <w:proofErr w:type="gramStart"/>
+      <w:r>
+        <w:t>would suggest</w:t>
+      </w:r>
+      <w:proofErr w:type="gramEnd"/>
+      <w:r>
+        <w:t xml:space="preserve"> the effect is partly driven by prediction-error processing rather than awareness per se.</w:t>
       </w:r>
     </w:p>
     <w:p>
@@ -1501,10 +1510,7 @@
         <w:spacing w:before="300" w:after="150"/>
       </w:pPr>
       <w:r>
-        <w:t>8</w:t>
-      </w:r>
-      <w:r>
-        <w:t>. Data and Code Availability</w:t>
+        <w:t>8. Data and Code Availability</w:t>
       </w:r>
     </w:p>
     <w:p>
@@ -1528,7 +1534,15 @@
         <w:spacing w:after="160"/>
       </w:pPr>
       <w:r>
-        <w:t>Event-code recoding logic was adapted from the original authors' publicly released preprocessing code (Rodriguez-San Esteban et al., GitHub repository accompanying the associated publication). This project's preprocessing pipeline, trial-table construction, entropy/complexity computation, and statistical analysis were independently written and are not part of the original authors' published analyses.</w:t>
+        <w:t xml:space="preserve">Event-code recoding logic was adapted from the original </w:t>
+      </w:r>
+      <w:proofErr w:type="gramStart"/>
+      <w:r>
+        <w:t>authors'</w:t>
+      </w:r>
+      <w:proofErr w:type="gramEnd"/>
+      <w:r>
+        <w:t xml:space="preserve"> publicly released preprocessing code (Rodriguez-San Esteban et al., GitHub repository accompanying the associated publication). This project's preprocessing pipeline, trial-table construction, entropy/complexity computation, and statistical analysis were independently written and are not part of the original authors' published analyses.</w:t>
       </w:r>
     </w:p>
     <w:p>
@@ -1537,10 +1551,7 @@
         <w:spacing w:before="300" w:after="150"/>
       </w:pPr>
       <w:r>
-        <w:t>9</w:t>
-      </w:r>
-      <w:r>
-        <w:t>. References</w:t>
+        <w:t>9. References</w:t>
       </w:r>
     </w:p>
     <w:p>
@@ -1579,7 +1590,7 @@
 </file>
 
 <file path=word/numbering.xml><?xml version="1.0" encoding="utf-8"?>
-<w:numbering xmlns:wpc="http://schemas.microsoft.com/office/word/2010/wordprocessingCanvas" xmlns:cx="http://schemas.microsoft.com/office/drawing/2014/chartex" xmlns:cx1="http://schemas.microsoft.com/office/drawing/2015/9/8/chartex" xmlns:cx2="http://schemas.microsoft.com/office/drawing/2015/10/21/chartex" xmlns:cx3="http://schemas.microsoft.com/office/drawing/2016/5/9/chartex" xmlns:cx4="http://schemas.microsoft.com/office/drawing/2016/5/10/chartex" xmlns:cx5="http://schemas.microsoft.com/office/drawing/2016/5/11/chartex" xmlns:cx6="http://schemas.microsoft.com/office/drawing/2016/5/12/chartex" xmlns:cx7="http://schemas.microsoft.com/office/drawing/2016/5/13/chartex" xmlns:cx8="http://schemas.microsoft.com/office/drawing/2016/5/14/chartex" xmlns:mc="http://schemas.openxmlformats.org/markup-compatibility/2006" xmlns:aink="http://schemas.microsoft.com/office/drawing/2016/ink" xmlns:am3d="http://schemas.microsoft.com/office/drawing/2017/model3d" xmlns:o="urn:schemas-microsoft-com:office:office" xmlns:oel="http://schemas.microsoft.com/office/2019/extlst" xmlns:r="http://schemas.openxmlformats.org/officeDocument/2006/relationships" xmlns:m="http://schemas.openxmlformats.org/officeDocument/2006/math" xmlns:v="urn:schemas-microsoft-com:vml" xmlns:wp14="http://schemas.microsoft.com/office/word/2010/wordprocessingDrawing" xmlns:wp="http://schemas.openxmlformats.org/drawingml/2006/wordprocessingDrawing" xmlns:w10="urn:schemas-microsoft-com:office:word" xmlns:w="http://schemas.openxmlformats.org/wordprocessingml/2006/main" xmlns:w14="http://schemas.microsoft.com/office/word/2010/wordml" xmlns:w15="http://schemas.microsoft.com/office/word/2012/wordml" xmlns:w16cei="http://schemas.microsoft.com/office/word/2026/wordml/cei" xmlns:w16cex="http://schemas.microsoft.com/office/word/2018/wordml/cex" xmlns:w16cid="http://schemas.microsoft.com/office/word/2016/wordml/cid" xmlns:w16="http://schemas.microsoft.com/office/word/2018/wordml" xmlns:w16du="http://schemas.microsoft.com/office/word/2023/wordml/word16du" xmlns:w16sdtdh="http://schemas.microsoft.com/office/word/2020/wordml/sdtdatahash" xmlns:w16sdtfl="http://schemas.microsoft.com/office/word/2024/wordml/sdtformatlock" xmlns:w16se="http://schemas.microsoft.com/office/word/2015/wordml/symex" xmlns:wpg="http://schemas.microsoft.com/office/word/2010/wordprocessingGroup" xmlns:wpi="http://schemas.microsoft.com/office/word/2010/wordprocessingInk" xmlns:wne="http://schemas.microsoft.com/office/word/2006/wordml" xmlns:wps="http://schemas.microsoft.com/office/word/2010/wordprocessingShape" mc:Ignorable="w14 w15 w16se w16cid w16 w16cex w16sdtdh w16sdtfl w16du wp14">
+<w:numbering xmlns:wpc="http://schemas.microsoft.com/office/word/2010/wordprocessingCanvas" xmlns:cx="http://schemas.microsoft.com/office/drawing/2014/chartex" xmlns:cx1="http://schemas.microsoft.com/office/drawing/2015/9/8/chartex" xmlns:cx2="http://schemas.microsoft.com/office/drawing/2015/10/21/chartex" xmlns:cx3="http://schemas.microsoft.com/office/drawing/2016/5/9/chartex" xmlns:cx4="http://schemas.microsoft.com/office/drawing/2016/5/10/chartex" xmlns:cx5="http://schemas.microsoft.com/office/drawing/2016/5/11/chartex" xmlns:cx6="http://schemas.microsoft.com/office/drawing/2016/5/12/chartex" xmlns:cx7="http://schemas.microsoft.com/office/drawing/2016/5/13/chartex" xmlns:cx8="http://schemas.microsoft.com/office/drawing/2016/5/14/chartex" xmlns:mc="http://schemas.openxmlformats.org/markup-compatibility/2006" xmlns:aink="http://schemas.microsoft.com/office/drawing/2016/ink" xmlns:am3d="http://schemas.microsoft.com/office/drawing/2017/model3d" xmlns:o="urn:schemas-microsoft-com:office:office" xmlns:oel="http://schemas.microsoft.com/office/2019/extlst" xmlns:r="http://schemas.openxmlformats.org/officeDocument/2006/relationships" xmlns:m="http://schemas.openxmlformats.org/officeDocument/2006/math" xmlns:v="urn:schemas-microsoft-com:vml" xmlns:wp14="http://schemas.microsoft.com/office/word/2010/wordprocessingDrawing" xmlns:wp="http://schemas.openxmlformats.org/drawingml/2006/wordprocessingDrawing" xmlns:w10="urn:schemas-microsoft-com:office:word" xmlns:w="http://schemas.openxmlformats.org/wordprocessingml/2006/main" xmlns:w14="http://schemas.microsoft.com/office/word/2010/wordml" xmlns:w15="http://schemas.microsoft.com/office/word/2012/wordml" xmlns:w16cex="http://schemas.microsoft.com/office/word/2018/wordml/cex" xmlns:w16cid="http://schemas.microsoft.com/office/word/2016/wordml/cid" xmlns:w16="http://schemas.microsoft.com/office/word/2018/wordml" xmlns:w16du="http://schemas.microsoft.com/office/word/2023/wordml/word16du" xmlns:w16sdtdh="http://schemas.microsoft.com/office/word/2020/wordml/sdtdatahash" xmlns:w16sdtfl="http://schemas.microsoft.com/office/word/2024/wordml/sdtformatlock" xmlns:w16se="http://schemas.microsoft.com/office/word/2015/wordml/symex" xmlns:wpg="http://schemas.microsoft.com/office/word/2010/wordprocessingGroup" xmlns:wpi="http://schemas.microsoft.com/office/word/2010/wordprocessingInk" xmlns:wne="http://schemas.microsoft.com/office/word/2006/wordml" xmlns:wps="http://schemas.microsoft.com/office/word/2010/wordprocessingShape" mc:Ignorable="w14 w15 w16se w16cid w16 w16cex w16sdtdh w16sdtfl w16du wp14">
   <w:abstractNum w:abstractNumId="0" w15:restartNumberingAfterBreak="0">
     <w:nsid w:val="51D17DD4"/>
     <w:multiLevelType w:val="hybridMultilevel"/>
